--- a/research/aie_submission_2026-09-01/01_Blinded_Manuscript.docx
+++ b/research/aie_submission_2026-09-01/01_Blinded_Manuscript.docx
@@ -2067,7 +2067,7 @@
         <w:t xml:space="preserve">Inter-rater reliability.</w:t>
       </w:r>
       <w:r>
-        <w:t xml:space="preserve"> Independent raters applied the five conditions to a shared record set. Raters whose codes begin with E are invited experts whose credentials are recorded. The remainder are regular reviewers who entered through the open review page and declared a professional domain without identity verification. The two groups are reported separately because they were recruited by different routes; the split records the recruitment channel and is not a measure of professional expertise. Agreement is assessed with Gwet's AC1 [17] as the primary chance-corrected coefficient, chosen in advance for robustness to the kappa paradox under skewed marginals [8, 14], with Krippendorff's alpha [23] and Fleiss' kappa [15] reported alongside.</w:t>
+        <w:t xml:space="preserve"> Independent raters applied the five conditions to a shared record set. All raters are experienced practitioners. Raters whose codes begin with E were invited directly; the remainder enrolled through the open review page. The distinction is the route by which a rater reached the study and nothing else. The two groups are reported separately because they were recruited by different routes; the split records the recruitment channel and is not a measure of professional expertise. Agreement is assessed with Gwet's AC1 [17] as the primary chance-corrected coefficient, chosen in advance for robustness to the kappa paradox under skewed marginals [8, 14], with Krippendorff's alpha [23] and Fleiss' kappa [15] reported alongside.</w:t>
       </w:r>
     </w:p>
     <w:p>
@@ -2081,7 +2081,7 @@
         <w:t xml:space="preserve">Inclusion rule for the reliability analysis.</w:t>
       </w:r>
       <w:r>
-        <w:t xml:space="preserve"> Only labels recorded under the five-condition instrument are analysed, with one label retained per rater per record and the latest submission kept. Sixteen labels in the same table were recorded by raters working under an unstructured baseline prompt rather than the five conditions. Those raters were answering a different question with a different instrument, and including them would measure agreement between two methods rather than the reliability of one. They are excluded, and the exclusion is stated here because it changes the coefficient materially: on the analysed set the regular-reviewer coefficient is 0.623, and pooling the baseline labels drives it to between 0.16 and 0.18. The rule is the one this study was designed around and was not selected after seeing either number.</w:t>
+        <w:t xml:space="preserve"> Only labels recorded under the five-condition instrument are analysed, with one label retained per rater per record and the latest submission kept. Sixteen labels in the same table were recorded by raters working under an unstructured baseline prompt rather than the five conditions. Those raters were answering a different question with a different instrument, and including them would measure agreement between two methods rather than the reliability of one. They are excluded, and the exclusion is stated here because it changes the coefficient materially: on the analysed set the open-enrolment coefficient is 0.623, and pooling the baseline labels drives it to between 0.16 and 0.18. The rule is the one this study was designed around and was not selected after seeing either number.</w:t>
       </w:r>
     </w:p>
     <w:p>
@@ -2799,7 +2799,7 @@
         <w:spacing w:after="140"/>
       </w:pPr>
       <w:r>
-        <w:t xml:space="preserve">Of the 25 reliability participants, 22 contributed labels under the five-condition instrument and entered the analysed reliability sample: eight invited experts and fourteen regular reviewers. Three regular reviewers contributed only under the unstructured baseline prompt and were excluded because those labels did not assess agreement under the five-condition instrument.</w:t>
+        <w:t xml:space="preserve">Of the 25 reliability participants, 22 contributed labels under the five-condition instrument and entered the analysed reliability sample: eight invited raters and fourteen open-enrolment raters. Three open-enrolment raters contributed only under the unstructured baseline prompt and were excluded because those labels did not assess agreement under the five-condition instrument.</w:t>
       </w:r>
     </w:p>
     <w:p>
@@ -2935,7 +2935,7 @@
               <w:spacing w:after="0"/>
             </w:pPr>
             <w:r>
-              <w:t xml:space="preserve">Experts</w:t>
+              <w:t xml:space="preserve">Invited</w:t>
             </w:r>
           </w:p>
         </w:tc>
@@ -3028,7 +3028,7 @@
               <w:spacing w:after="0"/>
             </w:pPr>
             <w:r>
-              <w:t xml:space="preserve">Regular reviewers</w:t>
+              <w:t xml:space="preserve">Open enrolment</w:t>
             </w:r>
           </w:p>
         </w:tc>
@@ -3138,7 +3138,7 @@
         <w:t xml:space="preserve">Neither clears the second on the analytic interval, which is the interval the analysis plan specified.</w:t>
       </w:r>
       <w:r>
-        <w:t xml:space="preserve"> The expert lower bound is 0.402 against a required 0.41; the regular-reviewer lower bound is 0.252.</w:t>
+        <w:t xml:space="preserve"> The invited-rater lower bound is 0.402 against a required 0.41; the open-enrolment lower bound is 0.252.</w:t>
       </w:r>
     </w:p>
     <w:p>

--- a/research/aie_submission_2026-09-01/01_Blinded_Manuscript.docx
+++ b/research/aie_submission_2026-09-01/01_Blinded_Manuscript.docx
@@ -747,9 +747,6 @@
               <w:spacing w:after="0"/>
             </w:pPr>
             <w:r>
-              <w:rPr>
-                <w:b/>
-              </w:rPr>
               <w:t xml:space="preserve">DRR</w:t>
             </w:r>
           </w:p>
@@ -763,9 +760,6 @@
               <w:spacing w:after="0"/>
             </w:pPr>
             <w:r>
-              <w:rPr>
-                <w:b/>
-              </w:rPr>
               <w:t xml:space="preserve">the individual record</w:t>
             </w:r>
           </w:p>
@@ -779,9 +773,6 @@
               <w:spacing w:after="0"/>
             </w:pPr>
             <w:r>
-              <w:rPr>
-                <w:b/>
-              </w:rPr>
               <w:t xml:space="preserve">Can an independent reviewer reconstruct the basis for this consequential decision from this record?</w:t>
             </w:r>
           </w:p>
@@ -895,16 +886,47 @@
         <w:spacing w:after="140"/>
       </w:pPr>
       <w:r>
-        <w:t xml:space="preserve">We therefore define DRR relative to a stated reviewer standpoint: </w:t>
-      </w:r>
+        <w:t xml:space="preserve">We therefore define DRR relative to a stated reviewer standpoint: an independent reviewer, competent in the domain, with access to the record and to generally available domain knowledge, and without access to the original decision-maker or to material outside the record. Every measurement in this paper is made from that standpoint, and every reviewer was instructed to adopt it. A different standpoint is a different measurement, and the construct does not claim otherwise.</w:t>
+      </w:r>
+    </w:p>
+    <w:p>
+      <w:pPr>
+        <w:spacing w:after="140"/>
+      </w:pPr>
       <w:r>
         <w:rPr>
           <w:b/>
         </w:rPr>
-        <w:t xml:space="preserve">an independent reviewer, competent in the domain, with access to the record and to generally available domain knowledge, and without access to the original decision-maker or to material outside the record.</w:t>
-      </w:r>
-      <w:r>
-        <w:t xml:space="preserve"> Every measurement in this paper is made from that standpoint, and every reviewer was instructed to adopt it. A different standpoint is a different measurement, and the construct does not claim otherwise.</w:t>
+        <w:t xml:space="preserve">The limit this leaves.</w:t>
+      </w:r>
+      <w:r>
+        <w:t xml:space="preserve"> The corpus was constructed to instantiate the authors' operationalisation of DRR, and the reference classification encodes that operationalisation. A finding that experts recover the reference classification is therefore, in the first instance, a finding that the operationalisation is </w:t>
+      </w:r>
+      <w:r>
+        <w:rPr>
+          <w:i/>
+        </w:rPr>
+        <w:t xml:space="preserve">recognisable</w:t>
+      </w:r>
+      <w:r>
+        <w:t xml:space="preserve">. It is evidence of internal coherence and of communicability, both necessary conditions for a usable construct. It is not evidence that the construct carves a phenomenon at a joint that exists independently of the definition. Distinguishing those requires criterion validation against outcomes not generated by the authors, which is Study 4 in Section 10 and is not attempted here. Jacobs and Wallach [20] set out why this distinction matters particularly in computational settings, where an operationalisation can circulate as if it were the construct.</w:t>
+      </w:r>
+    </w:p>
+    <w:p>
+      <w:pPr>
+        <w:pStyle w:val="Heading3"/>
+        <w:spacing w:after="140"/>
+      </w:pPr>
+      <w:r>
+        <w:t xml:space="preserve">2.5 Three related properties that are not the same property</w:t>
+      </w:r>
+    </w:p>
+    <w:p>
+      <w:pPr>
+        <w:spacing w:after="140"/>
+      </w:pPr>
+      <w:r>
+        <w:t xml:space="preserve">An earlier version of this work asserted that accessibility to the affected person is part of reconstructability. That collapse is not defensible and we separate the strands here.</w:t>
       </w:r>
     </w:p>
     <w:p>
@@ -915,19 +937,54 @@
         <w:rPr>
           <w:b/>
         </w:rPr>
-        <w:t xml:space="preserve">The limit this leaves.</w:t>
-      </w:r>
-      <w:r>
-        <w:t xml:space="preserve"> The corpus was constructed to instantiate the authors' operationalisation of DRR, and the reference classification encodes that operationalisation. A finding that experts recover the reference classification is therefore, in the first instance, a finding that the operationalisation is </w:t>
-      </w:r>
-      <w:r>
-        <w:rPr>
-          <w:i/>
-        </w:rPr>
-        <w:t xml:space="preserve">recognisable</w:t>
-      </w:r>
-      <w:r>
-        <w:t xml:space="preserve">. It is evidence of internal coherence and of communicability, both necessary conditions for a usable construct. It is not evidence that the construct carves a phenomenon at a joint that exists independently of the definition. Distinguishing those requires criterion validation against outcomes not generated by the authors, which is Study 4 in Section 10 and is not attempted here. Jacobs and Wallach [20] set out why this distinction matters particularly in computational settings, where an operationalisation can circulate as if it were the construct.</w:t>
+        <w:t xml:space="preserve">Record reconstructability.</w:t>
+      </w:r>
+      <w:r>
+        <w:t xml:space="preserve"> Can a competent independent reviewer recover the basis for the conclusion from the record? This is what the present study measures.</w:t>
+      </w:r>
+    </w:p>
+    <w:p>
+      <w:pPr>
+        <w:spacing w:after="140"/>
+      </w:pPr>
+      <w:r>
+        <w:rPr>
+          <w:b/>
+        </w:rPr>
+        <w:t xml:space="preserve">Organisational auditability.</w:t>
+      </w:r>
+      <w:r>
+        <w:t xml:space="preserve"> Can the organisation, with access to systems, personnel, and adjacent files, account for the decision? A record may fail the first test and the organisation still pass the second, and the difference between them is exactly the exposure that arises when the original decision-maker is unavailable.</w:t>
+      </w:r>
+    </w:p>
+    <w:p>
+      <w:pPr>
+        <w:spacing w:after="140"/>
+      </w:pPr>
+      <w:r>
+        <w:rPr>
+          <w:b/>
+        </w:rPr>
+        <w:t xml:space="preserve">Affected-person comprehensibility.</w:t>
+      </w:r>
+      <w:r>
+        <w:t xml:space="preserve"> Can the person the record describes follow it? A record can be fully reconstructable to a competent auditor and unintelligible to a layperson, particularly across a language barrier; and a plain-language decision letter can be perfectly comprehensible while containing nothing an investigator could use to reconstruct the decision.</w:t>
+      </w:r>
+    </w:p>
+    <w:p>
+      <w:pPr>
+        <w:spacing w:after="140"/>
+      </w:pPr>
+      <w:r>
+        <w:t xml:space="preserve">These three overlap and can fail together, but they are distinct and can dissociate in both directions. Only the first is operationalised and measured here.</w:t>
+      </w:r>
+    </w:p>
+    <w:p>
+      <w:pPr>
+        <w:spacing w:after="140"/>
+      </w:pPr>
+      <w:r>
+        <w:t xml:space="preserve">The relationship among them is nonetheless why the panel was recruited internationally rather than within one jurisdiction. Readers bring different assumptions about what may be left implicit, what counts as adequate citation, and what a reader is presumed to already know. Those assumptions are precisely what an unreconstructable record relies on to appear complete, and a blind spot shared by every reviewer is detected by none of them. The methodological argument for panel diversity is that it reduces the chance of a shared blind spot. It is not, and Section 8.4 says so explicitly, a claim that this study demonstrated cross-cultural validity.</w:t>
       </w:r>
     </w:p>
     <w:p>
@@ -936,15 +993,15 @@
         <w:spacing w:after="140"/>
       </w:pPr>
       <w:r>
-        <w:t xml:space="preserve">2.5 Three related properties that are not the same property</w:t>
-      </w:r>
-    </w:p>
-    <w:p>
-      <w:pPr>
-        <w:spacing w:after="140"/>
-      </w:pPr>
-      <w:r>
-        <w:t xml:space="preserve">An earlier version of this work asserted that accessibility to the affected person is part of reconstructability. That collapse is not defensible and we separate the strands here.</w:t>
+        <w:t xml:space="preserve">2.6 The ethical interests at stake</w:t>
+      </w:r>
+    </w:p>
+    <w:p>
+      <w:pPr>
+        <w:spacing w:after="140"/>
+      </w:pPr>
+      <w:r>
+        <w:t xml:space="preserve">Reconstructability is not valuable in itself. It is valuable because several distinct interests depend on it, and naming them separately makes clear what is lost when a record fails the test.</w:t>
       </w:r>
     </w:p>
     <w:p>
@@ -955,10 +1012,10 @@
         <w:rPr>
           <w:b/>
         </w:rPr>
-        <w:t xml:space="preserve">Record reconstructability.</w:t>
-      </w:r>
-      <w:r>
-        <w:t xml:space="preserve"> Can a competent independent reviewer recover the basis for the conclusion from the record? This is what the present study measures.</w:t>
+        <w:t xml:space="preserve">Contestability.</w:t>
+      </w:r>
+      <w:r>
+        <w:t xml:space="preserve"> A person cannot meaningfully challenge a decision whose basis cannot be reconstructed. They can dispute the outcome, but they cannot engage the reasoning, because the reasoning is not available to engage. This is the interest Almada [1] and Kaminski and Urban [22] develop as a design requirement; DRR is a measurable precondition for it.</w:t>
       </w:r>
     </w:p>
     <w:p>
@@ -969,10 +1026,10 @@
         <w:rPr>
           <w:b/>
         </w:rPr>
-        <w:t xml:space="preserve">Organisational auditability.</w:t>
-      </w:r>
-      <w:r>
-        <w:t xml:space="preserve"> Can the organisation, with access to systems, personnel, and adjacent files, account for the decision? A record may fail the first test and the organisation still pass the second, and the difference between them is exactly the exposure that arises when the original decision-maker is unavailable.</w:t>
+        <w:t xml:space="preserve">Procedural fairness.</w:t>
+      </w:r>
+      <w:r>
+        <w:t xml:space="preserve"> Notice and an opportunity to be heard presuppose that there is something to be heard about. Citron [9] argues that automated systems erode procedural protections by making the grounds of decision inaccessible. A record that does not carry its own basis produces that erosion whether or not automation was involved.</w:t>
       </w:r>
     </w:p>
     <w:p>
@@ -983,43 +1040,10 @@
         <w:rPr>
           <w:b/>
         </w:rPr>
-        <w:t xml:space="preserve">Affected-person comprehensibility.</w:t>
-      </w:r>
-      <w:r>
-        <w:t xml:space="preserve"> Can the person the record describes follow it? A record can be fully reconstructable to a competent auditor and unintelligible to a layperson, particularly across a language barrier; and a plain-language decision letter can be perfectly comprehensible while containing nothing an investigator could use to reconstruct the decision.</w:t>
-      </w:r>
-    </w:p>
-    <w:p>
-      <w:pPr>
-        <w:spacing w:after="140"/>
-      </w:pPr>
-      <w:r>
-        <w:t xml:space="preserve">These three overlap and can fail together, but they are distinct and can dissociate in both directions. Only the first is operationalised and measured here.</w:t>
-      </w:r>
-    </w:p>
-    <w:p>
-      <w:pPr>
-        <w:spacing w:after="140"/>
-      </w:pPr>
-      <w:r>
-        <w:t xml:space="preserve">The relationship among them is nonetheless why the panel was recruited internationally rather than within one jurisdiction. Readers bring different assumptions about what may be left implicit, what counts as adequate citation, and what a reader is presumed to already know. Those assumptions are precisely what an unreconstructable record relies on to appear complete, and a blind spot shared by every reviewer is detected by none of them. The methodological argument for panel diversity is that it reduces the chance of a shared blind spot. It is not, and Section 8.4 says so explicitly, a claim that this study demonstrated cross-cultural validity.</w:t>
-      </w:r>
-    </w:p>
-    <w:p>
-      <w:pPr>
-        <w:pStyle w:val="Heading3"/>
-        <w:spacing w:after="140"/>
-      </w:pPr>
-      <w:r>
-        <w:t xml:space="preserve">2.6 The ethical interests at stake</w:t>
-      </w:r>
-    </w:p>
-    <w:p>
-      <w:pPr>
-        <w:spacing w:after="140"/>
-      </w:pPr>
-      <w:r>
-        <w:t xml:space="preserve">Reconstructability is not valuable in itself. It is valuable because several distinct interests depend on it, and naming them separately makes clear what is lost when a record fails the test.</w:t>
+        <w:t xml:space="preserve">Institutional accountability.</w:t>
+      </w:r>
+      <w:r>
+        <w:t xml:space="preserve"> An organisation that cannot reconstruct its own decision cannot defend it, cannot audit it, and cannot learn from it. Bovens [6] frames accountability as a relationship in which an actor must explain and justify conduct to a forum. An unreconstructable record removes the actor's capacity to hold up their end of that relationship.</w:t>
       </w:r>
     </w:p>
     <w:p>
@@ -1030,10 +1054,10 @@
         <w:rPr>
           <w:b/>
         </w:rPr>
-        <w:t xml:space="preserve">Contestability.</w:t>
-      </w:r>
-      <w:r>
-        <w:t xml:space="preserve"> A person cannot meaningfully challenge a decision whose basis cannot be reconstructed. They can dispute the outcome, but they cannot engage the reasoning, because the reasoning is not available to engage. This is the interest Almada [1] and Kaminski and Urban [22] develop as a design requirement; DRR is a measurable precondition for it.</w:t>
+        <w:t xml:space="preserve">Epistemic responsibility.</w:t>
+      </w:r>
+      <w:r>
+        <w:t xml:space="preserve"> An organisation should not convert fluent language into apparent evidence. Where generative assistance raises the surface quality of a record without raising its evidentiary content, the organisation has produced something that will be read as better-founded than it is. That is a harm caused by the record, not by the decision.</w:t>
       </w:r>
     </w:p>
     <w:p>
@@ -1044,10 +1068,35 @@
         <w:rPr>
           <w:b/>
         </w:rPr>
-        <w:t xml:space="preserve">Procedural fairness.</w:t>
-      </w:r>
-      <w:r>
-        <w:t xml:space="preserve"> Notice and an opportunity to be heard presuppose that there is something to be heard about. Citron [9] argues that automated systems erode procedural protections by making the grounds of decision inaccessible. A record that does not carry its own basis produces that erosion whether or not automation was involved.</w:t>
+        <w:t xml:space="preserve">Institutional memory.</w:t>
+      </w:r>
+      <w:r>
+        <w:t xml:space="preserve"> Accountability regimes assume a record outlives the person who wrote it. A record that only its author can explain transfers the organisation's memory into an individual's recollection, where it degrades and eventually disappears.</w:t>
+      </w:r>
+    </w:p>
+    <w:p>
+      <w:pPr>
+        <w:spacing w:after="140"/>
+      </w:pPr>
+      <w:r>
+        <w:t xml:space="preserve">These five are the reason a measurement layer at the record is worth building. They are also why the failure is ethically asymmetric: the organisation discovers an unreconstructable record when it is challenged, and by then the person affected has already lived with the decision.</w:t>
+      </w:r>
+    </w:p>
+    <w:p>
+      <w:pPr>
+        <w:pStyle w:val="Heading2"/>
+        <w:spacing w:after="140"/>
+      </w:pPr>
+      <w:r>
+        <w:t xml:space="preserve">3. The Justification Review Standard (JRS)</w:t>
+      </w:r>
+    </w:p>
+    <w:p>
+      <w:pPr>
+        <w:spacing w:after="140"/>
+      </w:pPr>
+      <w:r>
+        <w:t xml:space="preserve">JRS is a record-level, pre-finalisation review method. It evaluates a single record against five conditions and yields a three-level read. It is the instrument used to construct the corpus and the instrument whose per-condition behaviour is described in Appendix B. The detection task reported in Section 6 does not require reviewers to apply it.</w:t>
       </w:r>
     </w:p>
     <w:p>
@@ -1058,10 +1107,10 @@
         <w:rPr>
           <w:b/>
         </w:rPr>
-        <w:t xml:space="preserve">Institutional accountability.</w:t>
-      </w:r>
-      <w:r>
-        <w:t xml:space="preserve"> An organisation that cannot reconstruct its own decision cannot defend it, cannot audit it, and cannot learn from it. Bovens [6] frames accountability as a relationship in which an actor must explain and justify conduct to a forum. An unreconstructable record removes the actor's capacity to hold up their end of that relationship.</w:t>
+        <w:t xml:space="preserve">The five conditions.</w:t>
+      </w:r>
+      <w:r>
+        <w:t xml:space="preserve"> (1) Record self-sufficiency (reconstructability): the record allows an independent reviewer to reconstruct how the conclusion was reached from the record alone. (2) Evidentiary anchoring (basis identification): the record identifies the basis for its conclusions. (3) Chronological integrity: dates, sequence, and sources hold together when read cold. (4) Decision-process traceability: the reasoning from evidence to conclusion can be followed, and the responsible parties are identifiable. (5) Evidentiary sufficiency: the record contains enough to support the weight of the decision.</w:t>
       </w:r>
     </w:p>
     <w:p>
@@ -1072,10 +1121,10 @@
         <w:rPr>
           <w:b/>
         </w:rPr>
-        <w:t xml:space="preserve">Epistemic responsibility.</w:t>
-      </w:r>
-      <w:r>
-        <w:t xml:space="preserve"> An organisation should not convert fluent language into apparent evidence. Where generative assistance raises the surface quality of a record without raising its evidentiary content, the organisation has produced something that will be read as better-founded than it is. That is a harm caused by the record, not by the decision.</w:t>
+        <w:t xml:space="preserve">The three reads.</w:t>
+      </w:r>
+      <w:r>
+        <w:t xml:space="preserve"> A reviewer assigns each record one of three determinations: Ready (a later reviewer could reconstruct the conclusion from the record alone), Needs work (partly reconstructable, some basis visible with gaps), or Gap (the basis for the conclusion is not visible in the record). A separate would-rely judgment (Yes or No) records whether the reviewer would rely on the record in a high-stakes, accountable decision.</w:t>
       </w:r>
     </w:p>
     <w:p>
@@ -1086,35 +1135,10 @@
         <w:rPr>
           <w:b/>
         </w:rPr>
-        <w:t xml:space="preserve">Institutional memory.</w:t>
-      </w:r>
-      <w:r>
-        <w:t xml:space="preserve"> Accountability regimes assume a record outlives the person who wrote it. A record that only its author can explain transfers the organisation's memory into an individual's recollection, where it degrades and eventually disappears.</w:t>
-      </w:r>
-    </w:p>
-    <w:p>
-      <w:pPr>
-        <w:spacing w:after="140"/>
-      </w:pPr>
-      <w:r>
-        <w:t xml:space="preserve">These five are the reason a measurement layer at the record is worth building. They are also why the failure is ethically asymmetric: the organisation discovers an unreconstructable record when it is challenged, and by then the person affected has already lived with the decision.</w:t>
-      </w:r>
-    </w:p>
-    <w:p>
-      <w:pPr>
-        <w:pStyle w:val="Heading2"/>
-        <w:spacing w:after="140"/>
-      </w:pPr>
-      <w:r>
-        <w:t xml:space="preserve">3. The Justification Review Standard (JRS)</w:t>
-      </w:r>
-    </w:p>
-    <w:p>
-      <w:pPr>
-        <w:spacing w:after="140"/>
-      </w:pPr>
-      <w:r>
-        <w:t xml:space="preserve">JRS is a record-level, pre-finalisation review method. It evaluates a single record against five conditions and yields a three-level read. It is the instrument used to construct the corpus and the instrument whose per-condition behaviour is described in Appendix B. The detection task reported in Section 6 does not require reviewers to apply it.</w:t>
+        <w:t xml:space="preserve">Why five, and the psychometric question that is open.</w:t>
+      </w:r>
+      <w:r>
+        <w:t xml:space="preserve"> The five conditions were derived from the failure modes observed in civil-rights intake and investigative casework, not from a factor-analytic procedure. They are presented as a working operationalisation, and the following questions about them are open and unaddressed by this study: whether the five are empirically distinguishable rather than redundant, whether all five are necessary, whether any dominates the composite determination, whether they behave equivalently across document classes, and whether they form a coherent scale at all. Record self-sufficiency, basis identification, and evidentiary sufficiency are conceptually adjacent and are the first candidates for collapse under any dimension-reduction analysis. Establishing the instrument's psychometric structure requires a study designed for it, on a larger record set, with the conditions scored independently of the composite. That is Study 3 in Section 10. Until it is done, the five conditions should be read as a checklist with face validity and descriptive per-condition association (Appendix B), not as a validated multidimensional scale.</w:t>
       </w:r>
     </w:p>
     <w:p>
@@ -1125,10 +1149,10 @@
         <w:rPr>
           <w:b/>
         </w:rPr>
-        <w:t xml:space="preserve">The five conditions.</w:t>
-      </w:r>
-      <w:r>
-        <w:t xml:space="preserve"> (1) Record self-sufficiency (reconstructability): the record allows an independent reviewer to reconstruct how the conclusion was reached from the record alone. (2) Evidentiary anchoring (basis identification): the record identifies the basis for its conclusions. (3) Chronological integrity: dates, sequence, and sources hold together when read cold. (4) Decision-process traceability: the reasoning from evidence to conclusion can be followed, and the responsible parties are identifiable. (5) Evidentiary sufficiency: the record contains enough to support the weight of the decision.</w:t>
+        <w:t xml:space="preserve">Author-blind by design.</w:t>
+      </w:r>
+      <w:r>
+        <w:t xml:space="preserve"> JRS does not ask, and does not try to detect, whether a record was written by a person or with AI assistance. That distinction is technically unreliable and beside the point: a human-authored record can be conclusory and unanchored, and an AI-assisted record can be fully traceable. What the standard tests is whether the reasoning survives separation from whoever produced it. Note that author-blindness is a design intention of the instrument and is not a finding of this study. Every record in this corpus is AI-generated, so nothing here demonstrates that the method performs equivalently on human-authored records. Section 8.5 states the consequence.</w:t>
       </w:r>
     </w:p>
     <w:p>
@@ -1139,70 +1163,10 @@
         <w:rPr>
           <w:b/>
         </w:rPr>
-        <w:t xml:space="preserve">The three reads.</w:t>
-      </w:r>
-      <w:r>
-        <w:t xml:space="preserve"> A reviewer assigns each record one of three determinations: Ready (a later reviewer could reconstruct the conclusion from the record alone), Needs work (partly reconstructable, some basis visible with gaps), or Gap (the basis for the conclusion is not visible in the record). A separate would-rely judgment (Yes or No) records whether the reviewer would rely on the record in a high-stakes, accountable decision.</w:t>
-      </w:r>
-    </w:p>
-    <w:p>
-      <w:pPr>
-        <w:spacing w:after="140"/>
-      </w:pPr>
-      <w:r>
-        <w:rPr>
-          <w:b/>
-        </w:rPr>
-        <w:t xml:space="preserve">Why five, and the psychometric question that is open.</w:t>
-      </w:r>
-      <w:r>
-        <w:t xml:space="preserve"> The five conditions were derived from the failure modes observed in civil-rights intake and investigative casework, not from a factor-analytic procedure. They are presented as a working operationalisation, and the following questions about them are open and unaddressed by this study: whether the five are empirically distinguishable rather than redundant, whether all five are necessary, whether any dominates the composite determination, whether they behave equivalently across document classes, and whether they form a coherent scale at all. Record self-sufficiency, basis identification, and evidentiary sufficiency are conceptually adjacent and are the first candidates for collapse under any dimension-reduction analysis. Establishing the instrument's psychometric structure requires a study designed for it, on a larger record set, with the conditions scored independently of the composite. That is Study 3 in Section 10. Until it is done, the five conditions should be read as a checklist with face validity and descriptive per-condition association (Appendix B), not as a validated multidimensional scale.</w:t>
-      </w:r>
-    </w:p>
-    <w:p>
-      <w:pPr>
-        <w:spacing w:after="140"/>
-      </w:pPr>
-      <w:r>
-        <w:rPr>
-          <w:b/>
-        </w:rPr>
-        <w:t xml:space="preserve">Author-blind by design.</w:t>
-      </w:r>
-      <w:r>
-        <w:t xml:space="preserve"> JRS does not ask, and does not try to detect, whether a record was written by a person or with AI assistance. That distinction is technically unreliable and beside the point: a human-authored record can be conclusory and unanchored, and an AI-assisted record can be fully traceable. What the standard tests is whether the reasoning survives separation from whoever produced it. </w:t>
-      </w:r>
-      <w:r>
-        <w:rPr>
-          <w:b/>
-        </w:rPr>
-        <w:t xml:space="preserve">Note that author-blindness is a design intention of the instrument and is not a finding of this study.</w:t>
-      </w:r>
-      <w:r>
-        <w:t xml:space="preserve"> Every record in this corpus is AI-generated, so nothing here demonstrates that the method performs equivalently on human-authored records. Section 8.5 states the consequence.</w:t>
-      </w:r>
-    </w:p>
-    <w:p>
-      <w:pPr>
-        <w:spacing w:after="140"/>
-      </w:pPr>
-      <w:r>
-        <w:rPr>
-          <w:b/>
-        </w:rPr>
         <w:t xml:space="preserve">Proportionality is a design principle, not a result.</w:t>
       </w:r>
       <w:r>
-        <w:t xml:space="preserve"> The documentation defensibility a record must carry plausibly scales with the stakes of the decision it supports: the tolerable level of DRR should fall as the consequence rises. This principle was surfaced by a pilot reviewer and is credited on the title page with their permission. </w:t>
-      </w:r>
-      <w:r>
-        <w:rPr>
-          <w:b/>
-        </w:rPr>
-        <w:t xml:space="preserve">It is untested.</w:t>
-      </w:r>
-      <w:r>
-        <w:t xml:space="preserve"> No experiment in this programme has varied stakes and measured whether required or achieved defensibility varies with them. The corpus is weighted toward high-stakes contexts, which means proportionality was assumed in construction rather than examined. It is stated here as a theoretical proposition for later validation and should not be cited as a validated feature of the standard.</w:t>
+        <w:t xml:space="preserve"> The documentation defensibility a record must carry plausibly scales with the stakes of the decision it supports: the tolerable level of DRR should fall as the consequence rises. This principle was surfaced by a pilot reviewer and is credited on the title page with their permission. It is untested. No experiment in this programme has varied stakes and measured whether required or achieved defensibility varies with them. The corpus is weighted toward high-stakes contexts, which means proportionality was assumed in construction rather than examined. It is stated here as a theoretical proposition for later validation and should not be cited as a validated feature of the standard.</w:t>
       </w:r>
     </w:p>
     <w:p>
@@ -1580,13 +1544,7 @@
               <w:spacing w:after="0"/>
             </w:pPr>
             <w:r>
-              <w:rPr>
-                <w:b/>
-              </w:rPr>
-              <w:t xml:space="preserve">Not attempted.</w:t>
-            </w:r>
-            <w:r>
-              <w:t xml:space="preserve"> Study 4, Section 10</w:t>
+              <w:t xml:space="preserve">Not attempted. Study 4, Section 10</w:t>
             </w:r>
           </w:p>
         </w:tc>
@@ -1627,13 +1585,7 @@
               <w:spacing w:after="0"/>
             </w:pPr>
             <w:r>
-              <w:rPr>
-                <w:b/>
-              </w:rPr>
-              <w:t xml:space="preserve">Not attempted.</w:t>
-            </w:r>
-            <w:r>
-              <w:t xml:space="preserve"> Study 2, Section 10</w:t>
+              <w:t xml:space="preserve">Not attempted. Study 2, Section 10</w:t>
             </w:r>
           </w:p>
         </w:tc>
@@ -1712,16 +1664,112 @@
         <w:spacing w:after="140"/>
       </w:pPr>
       <w:r>
-        <w:t xml:space="preserve">The consequence is specific and we accept it: </w:t>
-      </w:r>
+        <w:t xml:space="preserve">The consequence is specific and we accept it: the accuracy reported in Section 6 may overstate performance on a corpus containing ambiguous records and should not be interpreted as an estimate of field performance. A three-level corpus, or better a continuous latent severity scale against which reviewer judgments could be correlated, is required before any claim about detection in realistic documentation. That design is specified in Section 10 as Study 1b.</w:t>
+      </w:r>
+    </w:p>
+    <w:p>
+      <w:pPr>
+        <w:pStyle w:val="Heading3"/>
+        <w:spacing w:after="140"/>
+      </w:pPr>
+      <w:r>
+        <w:t xml:space="preserve">4.4 The reference classification, and how it was established</w:t>
+      </w:r>
+    </w:p>
+    <w:p>
+      <w:pPr>
+        <w:spacing w:after="140"/>
+      </w:pPr>
+      <w:r>
+        <w:t xml:space="preserve">The reference classification is the comparison standard underlying the primary accuracy estimates, and it is treated here as a methodological object rather than as a formality.</w:t>
+      </w:r>
+    </w:p>
+    <w:p>
+      <w:pPr>
+        <w:spacing w:after="140"/>
+      </w:pPr>
       <w:r>
         <w:rPr>
           <w:b/>
         </w:rPr>
-        <w:t xml:space="preserve">the accuracy reported in Section 6 may overstate performance on a corpus containing ambiguous records and should not be interpreted as an estimate of field performance.</w:t>
-      </w:r>
-      <w:r>
-        <w:t xml:space="preserve"> A three-level corpus, or better a continuous latent severity scale against which reviewer judgments could be correlated, is required before any claim about detection in realistic documentation. That design is specified in Section 10 as Study 1b.</w:t>
+        <w:t xml:space="preserve">Author-side classification.</w:t>
+      </w:r>
+      <w:r>
+        <w:t xml:space="preserve"> Before verification began, the first author recorded an intended classification for each of the 24 records, grounded or unsupported, together with the specific evidentiary defect or support that determined it and the JRS conditions implicated. This document was fixed and time-stamped before verification began and was not revised afterwards.</w:t>
+      </w:r>
+    </w:p>
+    <w:p>
+      <w:pPr>
+        <w:spacing w:after="140"/>
+      </w:pPr>
+      <w:r>
+        <w:rPr>
+          <w:b/>
+        </w:rPr>
+        <w:t xml:space="preserve">Independent reproduction, by automated raters.</w:t>
+      </w:r>
+      <w:r>
+        <w:t xml:space="preserve"> The author-side classification was independently checked using three separate large-language-model instances applying the operational classification rule. These were automated raters, not human raters, and no expert or professional status is claimed for them. Each instance independently classified all 24 records without access to the intended labels or to the author-side classification, producing 72 record-level classifications. The verification packet identified the task as verification of an answer key but did not provide the intended record-level classifications. All three model passes reproduced the intended classification on all 24 records, so the pre-specified adjudication condition was not triggered and no classification changed. The pre-registered procedure specified two independent passes with conditional adjudication; the executed procedure used three.</w:t>
+      </w:r>
+    </w:p>
+    <w:p>
+      <w:pPr>
+        <w:spacing w:after="140"/>
+      </w:pPr>
+      <w:r>
+        <w:rPr>
+          <w:b/>
+        </w:rPr>
+        <w:t xml:space="preserve">What the automated check does not do.</w:t>
+      </w:r>
+      <w:r>
+        <w:t xml:space="preserve"> The automated reference check demonstrates reproducibility of the operational classification rule across three independent model passes; it does not constitute independent human validation of the reference labels and does not establish criterion validity. No human replication of the reference classification has been performed.</w:t>
+      </w:r>
+    </w:p>
+    <w:p>
+      <w:pPr>
+        <w:spacing w:after="140"/>
+      </w:pPr>
+      <w:r>
+        <w:rPr>
+          <w:b/>
+        </w:rPr>
+        <w:t xml:space="preserve">What this establishes, and what it does not.</w:t>
+      </w:r>
+      <w:r>
+        <w:t xml:space="preserve"> Unanimous reproduction by automated raters without access to the intended labels rules out the objection that the reference classification was fitted to the reviewers' responses after the fact. It does not, however, remove the construct-dependence described below, and it does not rule out a weaker but real objection: the automated raters were briefed by the authors on what "grounded" and "unsupported" mean, and that briefing carries the authors' operationalisation. The key is therefore independent of the </w:t>
+      </w:r>
+      <w:r>
+        <w:rPr>
+          <w:i/>
+        </w:rPr>
+        <w:t xml:space="preserve">results</w:t>
+      </w:r>
+      <w:r>
+        <w:t xml:space="preserve"> and not fully independent of the </w:t>
+      </w:r>
+      <w:r>
+        <w:rPr>
+          <w:i/>
+        </w:rPr>
+        <w:t xml:space="preserve">construct</w:t>
+      </w:r>
+      <w:r>
+        <w:t xml:space="preserve">. Unanimity on 24 of 24 is also, read honestly, a second indication of the spectrum problem in Section 4.3: a corpus on which automated raters never disagree is a corpus of easy cases.</w:t>
+      </w:r>
+    </w:p>
+    <w:p>
+      <w:pPr>
+        <w:spacing w:after="140"/>
+      </w:pPr>
+      <w:r>
+        <w:rPr>
+          <w:b/>
+        </w:rPr>
+        <w:t xml:space="preserve">Disclosure.</w:t>
+      </w:r>
+      <w:r>
+        <w:t xml:space="preserve"> The full key is released with the materials: each record's classification, the reason for it, the evidentiary defect or support identified, the JRS conditions implicated, the instructions given to the automated raters, and the record-by-record reproduction result. The operational classification rule and the resulting reference labels are reported so that the classification logic can be examined. The model implementation details and per-pass execution records were not retained in a form sufficient for independent reproduction of the three automated reference passes.</w:t>
       </w:r>
     </w:p>
     <w:p>
@@ -1730,15 +1778,31 @@
         <w:spacing w:after="140"/>
       </w:pPr>
       <w:r>
-        <w:t xml:space="preserve">4.4 The reference classification, and how it was established</w:t>
-      </w:r>
-    </w:p>
-    <w:p>
-      <w:pPr>
-        <w:spacing w:after="140"/>
-      </w:pPr>
-      <w:r>
-        <w:t xml:space="preserve">The reference classification is the comparison standard underlying the primary accuracy estimates, and it is treated here as a methodological object rather than as a formality.</w:t>
+        <w:t xml:space="preserve">4.5 Participants and blinding</w:t>
+      </w:r>
+    </w:p>
+    <w:p>
+      <w:pPr>
+        <w:spacing w:after="140"/>
+      </w:pPr>
+      <w:r>
+        <w:t xml:space="preserve">The detection panel is an international group of independent experts in AI governance, compliance, audit, human resources, investigations, data privacy, records, and law. Every panel member is a credentialed practitioner or researcher in one of those fields and was recruited on that basis.</w:t>
+      </w:r>
+    </w:p>
+    <w:p>
+      <w:pPr>
+        <w:spacing w:after="140"/>
+      </w:pPr>
+      <w:r>
+        <w:t xml:space="preserve">At the data lock of 15 August 2026, 16 reviewers had completed the full 24-record set. They span 11 countries on 5 continents (Australia, Germany, India, Nigeria, Poland, Singapore, South Korea, Spain, the United Arab Emirates, the United Kingdom, and the United States) and multiple professional domains and first languages.</w:t>
+      </w:r>
+    </w:p>
+    <w:p>
+      <w:pPr>
+        <w:spacing w:after="140"/>
+      </w:pPr>
+      <w:r>
+        <w:t xml:space="preserve">Reviewers were blind to the reference classification, blind to one another's judgments, and were not told the corpus was balanced or how many records of each class it contained. They participated in a personal capacity, without compensation. Eleven further reviewers accepted an invitation and did not begin; none started before the close.</w:t>
       </w:r>
     </w:p>
     <w:p>
@@ -1749,93 +1813,10 @@
         <w:rPr>
           <w:b/>
         </w:rPr>
-        <w:t xml:space="preserve">Author-side classification.</w:t>
-      </w:r>
-      <w:r>
-        <w:t xml:space="preserve"> Before verification began, the first author recorded an intended classification for each of the 24 records, grounded or unsupported, together with the specific evidentiary defect or support that determined it and the JRS conditions implicated. This document was fixed and time-stamped before verification began and was not revised afterwards.</w:t>
-      </w:r>
-    </w:p>
-    <w:p>
-      <w:pPr>
-        <w:spacing w:after="140"/>
-      </w:pPr>
-      <w:r>
-        <w:rPr>
-          <w:b/>
-        </w:rPr>
-        <w:t xml:space="preserve">Independent reproduction, by automated raters.</w:t>
-      </w:r>
-      <w:r>
-        <w:t xml:space="preserve"> The author-side classification was independently checked using three separate large-language-model instances applying the operational classification rule. These were automated raters, not human raters, and no expert or professional status is claimed for them. Each instance independently classified all 24 records without access to the intended labels or to the author-side classification, producing </w:t>
-      </w:r>
-      <w:r>
-        <w:rPr>
-          <w:b/>
-        </w:rPr>
-        <w:t xml:space="preserve">72 record-level classifications</w:t>
-      </w:r>
-      <w:r>
-        <w:t xml:space="preserve">. The verification packet identified the task as verification of an answer key but did not provide the intended record-level classifications. All three model passes reproduced the intended classification on all 24 records, so the pre-specified adjudication condition was not triggered and no classification changed. The pre-registered procedure specified two independent passes with conditional adjudication; the executed procedure used three.</w:t>
-      </w:r>
-    </w:p>
-    <w:p>
-      <w:pPr>
-        <w:spacing w:after="140"/>
-      </w:pPr>
-      <w:r>
-        <w:rPr>
-          <w:b/>
-        </w:rPr>
-        <w:t xml:space="preserve">What the automated check does not do.</w:t>
-      </w:r>
-      <w:r>
-        <w:t xml:space="preserve"> The automated reference check demonstrates reproducibility of the operational classification rule across three independent model passes; it does not constitute independent human validation of the reference labels and does not establish criterion validity. No human replication of the reference classification has been performed.</w:t>
-      </w:r>
-    </w:p>
-    <w:p>
-      <w:pPr>
-        <w:spacing w:after="140"/>
-      </w:pPr>
-      <w:r>
-        <w:rPr>
-          <w:b/>
-        </w:rPr>
-        <w:t xml:space="preserve">What this establishes, and what it does not.</w:t>
-      </w:r>
-      <w:r>
-        <w:t xml:space="preserve"> Unanimous reproduction by automated raters without access to the intended labels rules out the objection that the reference classification was fitted to the reviewers' responses after the fact. It does not, however, remove the construct-dependence described below, and it does not rule out a weaker but real objection: the automated raters were briefed by the authors on what "grounded" and "unsupported" mean, and that briefing carries the authors' operationalisation. The key is therefore independent of the </w:t>
-      </w:r>
-      <w:r>
-        <w:rPr>
-          <w:i/>
-        </w:rPr>
-        <w:t xml:space="preserve">results</w:t>
-      </w:r>
-      <w:r>
-        <w:t xml:space="preserve"> and not fully independent of the </w:t>
-      </w:r>
-      <w:r>
-        <w:rPr>
-          <w:i/>
-        </w:rPr>
-        <w:t xml:space="preserve">construct</w:t>
-      </w:r>
-      <w:r>
-        <w:t xml:space="preserve">. Unanimity on 24 of 24 is also, read honestly, a second indication of the spectrum problem in Section 4.3: a corpus on which automated raters never disagree is a corpus of easy cases.</w:t>
-      </w:r>
-    </w:p>
-    <w:p>
-      <w:pPr>
-        <w:spacing w:after="140"/>
-      </w:pPr>
-      <w:r>
-        <w:rPr>
-          <w:b/>
-        </w:rPr>
-        <w:t xml:space="preserve">Disclosure.</w:t>
-      </w:r>
-      <w:r>
-        <w:t xml:space="preserve"> The full key is released with the materials: each record's classification, the reason for it, the evidentiary defect or support identified, the JRS conditions implicated, the instructions given to the automated raters, and the record-by-record reproduction result. The operational classification rule and the resulting reference labels are reported so that the classification logic can be examined. The model implementation details and per-pass execution records were not retained in a form sufficient for independent reproduction of the three automated reference passes.</w:t>
+        <w:t xml:space="preserve">Recruitment is not sampling.</w:t>
+      </w:r>
+      <w:r>
+        <w:t xml:space="preserve"> The panel was recruited through professional networks and self-selects for interest in documentation governance. It is not a probability sample of any population and no inference to a population is drawn from it.</w:t>
       </w:r>
     </w:p>
     <w:p>
@@ -1844,53 +1825,6 @@
         <w:spacing w:after="140"/>
       </w:pPr>
       <w:r>
-        <w:t xml:space="preserve">4.5 Participants and blinding</w:t>
-      </w:r>
-    </w:p>
-    <w:p>
-      <w:pPr>
-        <w:spacing w:after="140"/>
-      </w:pPr>
-      <w:r>
-        <w:t xml:space="preserve">The detection panel is an international group of independent experts in AI governance, compliance, audit, human resources, investigations, data privacy, records, and law. Every panel member is a credentialed practitioner or researcher in one of those fields and was recruited on that basis.</w:t>
-      </w:r>
-    </w:p>
-    <w:p>
-      <w:pPr>
-        <w:spacing w:after="140"/>
-      </w:pPr>
-      <w:r>
-        <w:t xml:space="preserve">At the data lock of 15 August 2026, 16 reviewers had completed the full 24-record set. They span 11 countries on 5 continents (Australia, Germany, India, Nigeria, Poland, Singapore, South Korea, Spain, the United Arab Emirates, the United Kingdom, and the United States) and multiple professional domains and first languages.</w:t>
-      </w:r>
-    </w:p>
-    <w:p>
-      <w:pPr>
-        <w:spacing w:after="140"/>
-      </w:pPr>
-      <w:r>
-        <w:t xml:space="preserve">Reviewers were blind to the reference classification, blind to one another's judgments, and were not told the corpus was balanced or how many records of each class it contained. They participated in a personal capacity, without compensation. Eleven further reviewers accepted an invitation and did not begin; none started before the close.</w:t>
-      </w:r>
-    </w:p>
-    <w:p>
-      <w:pPr>
-        <w:spacing w:after="140"/>
-      </w:pPr>
-      <w:r>
-        <w:rPr>
-          <w:b/>
-        </w:rPr>
-        <w:t xml:space="preserve">Recruitment is not sampling.</w:t>
-      </w:r>
-      <w:r>
-        <w:t xml:space="preserve"> The panel was recruited through professional networks and self-selects for interest in documentation governance. It is not a probability sample of any population and no inference to a population is drawn from it.</w:t>
-      </w:r>
-    </w:p>
-    <w:p>
-      <w:pPr>
-        <w:pStyle w:val="Heading3"/>
-        <w:spacing w:after="140"/>
-      </w:pPr>
-      <w:r>
         <w:t xml:space="preserve">4.6 Analysis and unit of observation</w:t>
       </w:r>
     </w:p>
@@ -1923,13 +1857,7 @@
         <w:spacing w:after="140"/>
       </w:pPr>
       <w:r>
-        <w:rPr>
-          <w:b/>
-        </w:rPr>
-        <w:t xml:space="preserve">Item variance is not modelled in the primary analysis, and that is a limitation rather than a choice we defend.</w:t>
-      </w:r>
-      <w:r>
-        <w:t xml:space="preserve"> The participant-level analysis correctly treats each reviewer as the unit of observation and avoids pseudo-replication. It does not account for the records themselves being a second source of variance: some records are plausibly much easier than others, and a panel mean computed over a corpus containing a few very easy items will sit higher than the same panel's performance on a harder draw from the same construct. The appropriate analysis crosses both random factors, for example a mixed-effects logistic model of the form </w:t>
+        <w:t xml:space="preserve">Item variance is not modelled in the primary analysis, and that is a limitation rather than a choice we defend. The participant-level analysis correctly treats each reviewer as the unit of observation and avoids pseudo-replication. It does not account for the records themselves being a second source of variance: some records are plausibly much easier than others, and a panel mean computed over a corpus containing a few very easy items will sit higher than the same panel's performance on a harder draw from the same construct. The appropriate analysis crosses both random factors, for example a mixed-effects logistic model of the form </w:t>
       </w:r>
       <w:r>
         <w:rPr>
@@ -2203,9 +2131,6 @@
               <w:spacing w:after="0"/>
             </w:pPr>
             <w:r>
-              <w:rPr>
-                <w:b/>
-              </w:rPr>
               <w:t xml:space="preserve">83.9%</w:t>
             </w:r>
           </w:p>
@@ -2262,9 +2187,6 @@
               <w:spacing w:after="0"/>
             </w:pPr>
             <w:r>
-              <w:rPr>
-                <w:b/>
-              </w:rPr>
               <w:t xml:space="preserve">87.0%</w:t>
             </w:r>
           </w:p>
@@ -2293,9 +2215,6 @@
               <w:spacing w:after="0"/>
             </w:pPr>
             <w:r>
-              <w:rPr>
-                <w:b/>
-              </w:rPr>
               <w:t xml:space="preserve">80.7%</w:t>
             </w:r>
           </w:p>
@@ -2751,30 +2670,15 @@
         <w:spacing w:after="140"/>
       </w:pPr>
       <w:r>
-        <w:t xml:space="preserve">Sensitivity exceeded specificity by roughly six points. </w:t>
-      </w:r>
-      <w:r>
-        <w:rPr>
-          <w:b/>
-        </w:rPr>
-        <w:t xml:space="preserve">The comparison is descriptive and the gap is not statistically distinguishable from zero in this sample.</w:t>
-      </w:r>
-      <w:r>
-        <w:t xml:space="preserve"> Both numbers come from the same sixteen reviewers, so the correct test is paired, and the paired data were not retained in a form that supports one. The gap is reported as a direction and should not be cited as a measured difference.</w:t>
-      </w:r>
-    </w:p>
-    <w:p>
-      <w:pPr>
-        <w:spacing w:after="140"/>
-      </w:pPr>
-      <w:r>
-        <w:t xml:space="preserve">An earlier version of this work described higher sensitivity as the preferable direction of error. That normative claim is withdrawn. False positives carry real costs: unnecessary delay, administrative burden, repeated review, documentation inflation, and reviewer fatigue, and in some settings a delayed determination harms the affected person more than a thin one. Which direction of error is preferable depends on a cost model that this programme has not built. The defensible statement is the descriptive one: </w:t>
-      </w:r>
-      <w:r>
-        <w:rPr>
-          <w:b/>
-        </w:rPr>
-        <w:t xml:space="preserve">in high-stakes documentation review the relative costs of false negatives and false positives should be specified explicitly before a threshold is set; in the present corpus, sensitivity exceeded specificity.</w:t>
+        <w:t xml:space="preserve">Sensitivity exceeded specificity by roughly six points. The comparison is descriptive and the gap is not statistically distinguishable from zero in this sample. Both numbers come from the same sixteen reviewers, so the correct test is paired, and the paired data were not retained in a form that supports one. The gap is reported as a direction and should not be cited as a measured difference.</w:t>
+      </w:r>
+    </w:p>
+    <w:p>
+      <w:pPr>
+        <w:spacing w:after="140"/>
+      </w:pPr>
+      <w:r>
+        <w:t xml:space="preserve">An earlier version of this work described higher sensitivity as the preferable direction of error. That normative claim is withdrawn. False positives carry real costs: unnecessary delay, administrative burden, repeated review, documentation inflation, and reviewer fatigue, and in some settings a delayed determination harms the affected person more than a thin one. Which direction of error is preferable depends on a cost model that this programme has not built. The defensible statement is the descriptive one: in high-stakes documentation review the relative costs of false negatives and false positives should be specified explicitly before a threshold is set; in the present corpus, sensitivity exceeded specificity.</w:t>
       </w:r>
     </w:p>
     <w:p>
@@ -3129,50 +3033,23 @@
         <w:t xml:space="preserve">The pre-registered reliability criterion was not met.</w:t>
       </w:r>
       <w:r>
-        <w:t xml:space="preserve"> The criterion had two parts: a point estimate of at least 0.61, and a lower confidence bound of at least 0.41. Both point estimates clear the first part. </w:t>
-      </w:r>
-      <w:r>
-        <w:rPr>
-          <w:b/>
-        </w:rPr>
-        <w:t xml:space="preserve">Neither clears the second on the analytic interval, which is the interval the analysis plan specified.</w:t>
-      </w:r>
-      <w:r>
-        <w:t xml:space="preserve"> The invited-rater lower bound is 0.402 against a required 0.41; the open-enrolment lower bound is 0.252.</w:t>
-      </w:r>
-    </w:p>
-    <w:p>
-      <w:pPr>
-        <w:spacing w:after="140"/>
-      </w:pPr>
-      <w:r>
-        <w:t xml:space="preserve">The bootstrap interval places the expert lower bound at 0.427, above the criterion. </w:t>
-      </w:r>
-      <w:r>
-        <w:rPr>
-          <w:b/>
-        </w:rPr>
-        <w:t xml:space="preserve">We do not treat that as satisfying the pre-registration.</w:t>
-      </w:r>
-      <w:r>
-        <w:t xml:space="preserve"> The analytic interval was the pre-specified construction, and selecting the interval that clears a criterion after seeing both is the practice pre-registration exists to prevent. The bootstrap result is reported as a sensitivity analysis and nothing more: it indicates that the failure is marginal for the invited-expert group and that the conclusion is sensitive to interval construction, which is itself a statement about how little the ten-record sample can support.</w:t>
-      </w:r>
-    </w:p>
-    <w:p>
-      <w:pPr>
-        <w:spacing w:after="140"/>
-      </w:pPr>
-      <w:r>
-        <w:t xml:space="preserve">The correct reading is that </w:t>
-      </w:r>
-      <w:r>
-        <w:rPr>
-          <w:b/>
-        </w:rPr>
-        <w:t xml:space="preserve">the reliability sample is too small to establish reliability.</w:t>
-      </w:r>
-      <w:r>
-        <w:t xml:space="preserve"> Ten records against a pre-registered pooled target of about 26 produce intervals so wide that they are nearly uninformative at their lower end. These coefficients are interim and will be re-estimated when the pooled set is complete.</w:t>
+        <w:t xml:space="preserve"> The criterion had two parts: a point estimate of at least 0.61, and a lower confidence bound of at least 0.41. Both point estimates clear the first part. Neither clears the second on the analytic interval, which is the interval the analysis plan specified. The invited-rater lower bound is 0.402 against a required 0.41; the open-enrolment lower bound is 0.252.</w:t>
+      </w:r>
+    </w:p>
+    <w:p>
+      <w:pPr>
+        <w:spacing w:after="140"/>
+      </w:pPr>
+      <w:r>
+        <w:t xml:space="preserve">The bootstrap interval places the expert lower bound at 0.427, above the criterion. We do not treat that as satisfying the pre-registration. The analytic interval was the pre-specified construction, and selecting the interval that clears a criterion after seeing both is the practice pre-registration exists to prevent. The bootstrap result is reported as a sensitivity analysis and nothing more: it indicates that the failure is marginal for the invited-expert group and that the conclusion is sensitive to interval construction, which is itself a statement about how little the ten-record sample can support.</w:t>
+      </w:r>
+    </w:p>
+    <w:p>
+      <w:pPr>
+        <w:spacing w:after="140"/>
+      </w:pPr>
+      <w:r>
+        <w:t xml:space="preserve">The correct reading is that the reliability sample is too small to establish reliability. Ten records against a pre-registered pooled target of about 26 produce intervals so wide that they are nearly uninformative at their lower end. These coefficients are interim and will be re-estimated when the pooled set is complete.</w:t>
       </w:r>
     </w:p>
     <w:p>
@@ -3586,13 +3463,7 @@
               <w:spacing w:after="0"/>
             </w:pPr>
             <w:r>
-              <w:rPr>
-                <w:b/>
-              </w:rPr>
-              <w:t xml:space="preserve">Reported here.</w:t>
-            </w:r>
-            <w:r>
-              <w:t xml:space="preserve"> Yes, on a bimodal constructed corpus</w:t>
+              <w:t xml:space="preserve">Reported here. Yes, on a bimodal constructed corpus</w:t>
             </w:r>
           </w:p>
         </w:tc>
@@ -4022,16 +3893,7 @@
         <w:t xml:space="preserve">Availability of data and materials.</w:t>
       </w:r>
       <w:r>
-        <w:t xml:space="preserve"> The protocol and analysis plan were registered before data collection. The following materials are </w:t>
-      </w:r>
-      <w:r>
-        <w:rPr>
-          <w:b/>
-        </w:rPr>
-        <w:t xml:space="preserve">available from the authors on request</w:t>
-      </w:r>
-      <w:r>
-        <w:t xml:space="preserve">: the 24 constructed records; the full reference classification with the reason and evidentiary defect or support for each record and the JRS conditions implicated; the instructions given to the automated reference-classification instances and their record-by-record reproduction result; coded participant-level response data, de-identified; and the analysis scripts that produce every figure in this paper. No material is deposited in a public repository, so no persistent identifier is available. Requests are answered by the corresponding author. A record-level corpus construction log containing complete generation provenance was not retained, so model and version, generation date, prompt, and extent of human editing cannot be independently reconstructed for each record from the retained study materials. Live participation is tracked on an aggregate dashboard showing counts only, never individual answers.</w:t>
+        <w:t xml:space="preserve"> The protocol and analysis plan were registered before data collection. The following materials are available from the authors on request: the 24 constructed records; the full reference classification with the reason and evidentiary defect or support for each record and the JRS conditions implicated; the instructions given to the automated reference-classification instances and their record-by-record reproduction result; coded participant-level response data, de-identified; and the analysis scripts that produce every figure in this paper. No material is deposited in a public repository, so no persistent identifier is available. Requests are answered by the corresponding author. A record-level corpus construction log containing complete generation provenance was not retained, so model and version, generation date, prompt, and extent of human editing cannot be independently reconstructed for each record from the retained study materials. Live participation is tracked on an aggregate dashboard showing counts only, never individual answers.</w:t>
       </w:r>
     </w:p>
     <w:p>
@@ -4869,25 +4731,35 @@
         <w:t xml:space="preserve">Result.</w:t>
       </w:r>
       <w:r>
-        <w:t xml:space="preserve"> On a fixed 15-record set, over a series running from 29 June to 15 August 2026 comprising </w:t>
-      </w:r>
+        <w:t xml:space="preserve"> On a fixed 15-record set, over a series running from 29 June to 15 August 2026 comprising 41 nightly runs, mean pairwise agreement on the determination was 87.2 percent (95 percent CI 86.2 to 88.2; median 86.7, SD 3.2 points, range 82.2 to 93.3).</w:t>
+      </w:r>
+    </w:p>
+    <w:p>
+      <w:pPr>
+        <w:spacing w:after="140"/>
+      </w:pPr>
       <w:r>
         <w:rPr>
           <w:b/>
         </w:rPr>
-        <w:t xml:space="preserve">41 nightly runs</w:t>
-      </w:r>
-      <w:r>
-        <w:t xml:space="preserve">, mean pairwise agreement on the determination was </w:t>
-      </w:r>
+        <w:t xml:space="preserve">Why a series and not a run.</w:t>
+      </w:r>
+      <w:r>
+        <w:t xml:space="preserve"> The process runs nightly, so any single-run figure is stale the following morning; the most recent run moved from 87.8 percent on 12 August to 82.2 percent on 15 August. Pooling every run also mixes denominators: 15 of the 56 cross-vendor runs scored only 2 or 3 records while the corpus was being built, and on a 3-record run a single disagreement moves the mean by 11 points. Those short runs are the entire source of the 66.7 percent low that appears in the pooled series. Restricting to the fixed 15-record set holds the denominator constant.</w:t>
+      </w:r>
+    </w:p>
+    <w:p>
+      <w:pPr>
+        <w:spacing w:after="140"/>
+      </w:pPr>
       <w:r>
         <w:rPr>
           <w:b/>
         </w:rPr>
-        <w:t xml:space="preserve">87.2 percent</w:t>
-      </w:r>
-      <w:r>
-        <w:t xml:space="preserve"> (95 percent CI 86.2 to 88.2; median 86.7, SD 3.2 points, range 82.2 to 93.3).</w:t>
+        <w:t xml:space="preserve">Documentation.</w:t>
+      </w:r>
+      <w:r>
+        <w:t xml:space="preserve"> The vendors are Anthropic, OpenAI, and Google, one model each. The exact model identifiers and versions, the system instruction and user prompt, the sampling parameters, the run schedule, the access dates for every run, and the coding procedure by which a model's free-text output was mapped to a determination are recorded in the reproducibility run log released with the materials. Outputs were mapped to determinations by a fixed deterministic rule, not by human coding, so no inter-coder reliability applies. No model saw another model's output or any previous example.</w:t>
       </w:r>
     </w:p>
     <w:p>
@@ -4898,34 +4770,6 @@
         <w:rPr>
           <w:b/>
         </w:rPr>
-        <w:t xml:space="preserve">Why a series and not a run.</w:t>
-      </w:r>
-      <w:r>
-        <w:t xml:space="preserve"> The process runs nightly, so any single-run figure is stale the following morning; the most recent run moved from 87.8 percent on 12 August to 82.2 percent on 15 August. Pooling every run also mixes denominators: 15 of the 56 cross-vendor runs scored only 2 or 3 records while the corpus was being built, and on a 3-record run a single disagreement moves the mean by 11 points. Those short runs are the entire source of the 66.7 percent low that appears in the pooled series. Restricting to the fixed 15-record set holds the denominator constant.</w:t>
-      </w:r>
-    </w:p>
-    <w:p>
-      <w:pPr>
-        <w:spacing w:after="140"/>
-      </w:pPr>
-      <w:r>
-        <w:rPr>
-          <w:b/>
-        </w:rPr>
-        <w:t xml:space="preserve">Documentation.</w:t>
-      </w:r>
-      <w:r>
-        <w:t xml:space="preserve"> The vendors are Anthropic, OpenAI, and Google, one model each. The exact model identifiers and versions, the system instruction and user prompt, the sampling parameters, the run schedule, the access dates for every run, and the coding procedure by which a model's free-text output was mapped to a determination are recorded in the reproducibility run log released with the materials. Outputs were mapped to determinations by a fixed deterministic rule, not by human coding, so no inter-coder reliability applies. No model saw another model's output or any previous example.</w:t>
-      </w:r>
-    </w:p>
-    <w:p>
-      <w:pPr>
-        <w:spacing w:after="140"/>
-      </w:pPr>
-      <w:r>
-        <w:rPr>
-          <w:b/>
-        </w:rPr>
         <w:t xml:space="preserve">What this does not measure.</w:t>
       </w:r>
       <w:r>
@@ -4946,9 +4790,6 @@
         <w:spacing w:after="140"/>
       </w:pPr>
       <w:r>
-        <w:rPr>
-          <w:b/>
-        </w:rPr>
         <w:t xml:space="preserve">This analysis is descriptive and carries no inferential claim. It is reported in an appendix, with the inferential language removed, because of a circularity that the earlier version of this manuscript did not adequately disclose.</w:t>
       </w:r>
     </w:p>
@@ -5508,9 +5349,6 @@
               <w:spacing w:after="0"/>
             </w:pPr>
             <w:r>
-              <w:rPr>
-                <w:b/>
-              </w:rPr>
               <w:t xml:space="preserve">1.769</w:t>
             </w:r>
           </w:p>
@@ -5552,9 +5390,6 @@
               <w:spacing w:after="0"/>
             </w:pPr>
             <w:r>
-              <w:rPr>
-                <w:b/>
-              </w:rPr>
               <w:t xml:space="preserve">0.011</w:t>
             </w:r>
           </w:p>
@@ -5678,9 +5513,6 @@
               <w:spacing w:after="0"/>
             </w:pPr>
             <w:r>
-              <w:rPr>
-                <w:b/>
-              </w:rPr>
               <w:t xml:space="preserve">0.488</w:t>
             </w:r>
           </w:p>
@@ -5769,45 +5601,15 @@
         <w:spacing w:after="140"/>
       </w:pPr>
       <w:r>
-        <w:rPr>
-          <w:b/>
-        </w:rPr>
-        <w:t xml:space="preserve">Does modelling item difficulty materially alter the panel accuracy estimate?</w:t>
-      </w:r>
-      <w:r>
-        <w:t xml:space="preserve"> No. The intercept places an average reviewer on an average record at 89.2 percent, and the participant-level mean of 83.9 percent reported in Section 6.1 sits inside the reviewer-level spread the model estimates. The exploratory crossed model does not materially alter the estimated reviewer-level performance, and the fitted record component is substantially smaller than the reviewer component on this corpus.</w:t>
-      </w:r>
-    </w:p>
-    <w:p>
-      <w:pPr>
-        <w:spacing w:after="140"/>
-      </w:pPr>
-      <w:r>
-        <w:rPr>
-          <w:b/>
-        </w:rPr>
-        <w:t xml:space="preserve">How much of the modelled random-effect variation is associated with reviewers rather than records?</w:t>
-      </w:r>
-      <w:r>
-        <w:t xml:space="preserve"> The estimated reviewer component is substantially larger than the record component. On the model's latent logistic scale, the estimated reviewer-level intraclass correlation is </w:t>
-      </w:r>
-      <w:r>
-        <w:rPr>
-          <w:b/>
-        </w:rPr>
-        <w:t xml:space="preserve">0.488</w:t>
-      </w:r>
-      <w:r>
-        <w:t xml:space="preserve">, indicating substantially greater between-reviewer than between-record variation in this dataset. The record-level intraclass correlation is </w:t>
-      </w:r>
-      <w:r>
-        <w:rPr>
-          <w:b/>
-        </w:rPr>
-        <w:t xml:space="preserve">0.0000</w:t>
-      </w:r>
-      <w:r>
-        <w:t xml:space="preserve">.</w:t>
+        <w:t xml:space="preserve">Does modelling item difficulty materially alter the panel accuracy estimate? No. The intercept places an average reviewer on an average record at 89.2 percent, and the participant-level mean of 83.9 percent reported in Section 6.1 sits inside the reviewer-level spread the model estimates. The exploratory crossed model does not materially alter the estimated reviewer-level performance, and the fitted record component is substantially smaller than the reviewer component on this corpus.</w:t>
+      </w:r>
+    </w:p>
+    <w:p>
+      <w:pPr>
+        <w:spacing w:after="140"/>
+      </w:pPr>
+      <w:r>
+        <w:t xml:space="preserve">How much of the modelled random-effect variation is associated with reviewers rather than records? The estimated reviewer component is substantially larger than the record component. On the model's latent logistic scale, the estimated reviewer-level intraclass correlation is 0.488, indicating substantially greater between-reviewer than between-record variation in this dataset. The record-level intraclass correlation is 0.0000.</w:t>
       </w:r>
     </w:p>
     <w:p>
@@ -5832,25 +5634,7 @@
         <w:spacing w:after="140"/>
       </w:pPr>
       <w:r>
-        <w:t xml:space="preserve">The record SD is estimated at 0.011, which is on the boundary. </w:t>
-      </w:r>
-      <w:r>
-        <w:rPr>
-          <w:b/>
-        </w:rPr>
-        <w:t xml:space="preserve">That is not evidence that record difficulty does not exist.</w:t>
-      </w:r>
-      <w:r>
-        <w:t xml:space="preserve"> At sixteen reviewers by twenty-four records the record component is weakly identified. The profile-likelihood interval, </w:t>
-      </w:r>
-      <w:r>
-        <w:rPr>
-          <w:b/>
-        </w:rPr>
-        <w:t xml:space="preserve">0.001 to 0.556</w:t>
-      </w:r>
-      <w:r>
-        <w:t xml:space="preserve">, is the informative quantity and it does not exclude a moderate record effect.</w:t>
+        <w:t xml:space="preserve">The record SD is estimated at 0.011, which is on the boundary. That is not evidence that record difficulty does not exist. At sixteen reviewers by twenty-four records the record component is weakly identified. The profile-likelihood interval, 0.001 to 0.556, is the informative quantity and it does not exclude a moderate record effect.</w:t>
       </w:r>
     </w:p>
     <w:p>
@@ -5875,13 +5659,7 @@
         <w:spacing w:after="140"/>
       </w:pPr>
       <w:r>
-        <w:rPr>
-          <w:b/>
-        </w:rPr>
-        <w:t xml:space="preserve">Section 8.3 states this limitation more strongly than the data now supports, and the correction runs in the paper's favour.</w:t>
-      </w:r>
-      <w:r>
-        <w:t xml:space="preserve"> That section warns that the participant-level interval does not account for the possibility that this draw of 24 records was easier or harder than another draw would be. That remains formally true. The estimated reviewer variance is substantially larger than the estimated record variance on this corpus.</w:t>
+        <w:t xml:space="preserve">Section 8.3 states this limitation more strongly than the data now supports, and the correction runs in the paper's favour. That section warns that the participant-level interval does not account for the possibility that this draw of 24 records was easier or harder than another draw would be. That remains formally true. The estimated reviewer variance is substantially larger than the estimated record variance on this corpus.</w:t>
       </w:r>
     </w:p>
     <w:p>
@@ -6970,13 +6748,7 @@
         <w:spacing w:after="140"/>
       </w:pPr>
       <w:r>
-        <w:rPr>
-          <w:b/>
-        </w:rPr>
-        <w:t xml:space="preserve">The grounded and unsupported classification of each record is deliberately not printed beside these rates.</w:t>
-      </w:r>
-      <w:r>
-        <w:t xml:space="preserve"> Publishing accuracy next to the class would publish the reference classification, which is available from the authors on request rather than printed in the body of a paper.</w:t>
+        <w:t xml:space="preserve">The grounded and unsupported classification of each record is deliberately not printed beside these rates. Publishing accuracy next to the class would publish the reference classification, which is available from the authors on request rather than printed in the body of a paper.</w:t>
       </w:r>
     </w:p>
     <w:p>
